--- a/cf/sh/u/files/u019.docx
+++ b/cf/sh/u/files/u019.docx
@@ -20,7 +20,7 @@
     </w:p>
     <w:p>
       <w:r>
-        <w:t>請針對每個題目，把答案填在「回答：」後面（越具體越好）；填好後請放回您的部門資料夾即可，不需回信。</w:t>
+        <w:t>這份問卷是想更了解您的實際作業，好把您的 AI 助理做得更貼近需求。第一部分請把答案填在「回答：」後面（越具體越好）；第二部分只是先讓您了解，之後用的時候再一起調整，不用現在填。填好後放回您的部門資料夾即可，不需回信。</w:t>
       </w:r>
     </w:p>
     <w:p>
@@ -32,8 +32,16 @@
       </w:r>
     </w:p>
     <w:p>
+      <w:pPr>
+        <w:pStyle w:val="Heading2"/>
+      </w:pPr>
       <w:r>
-        <w:t>1. PLC 程式編寫由工程師執行，可切出的文件子任務範圍為何（I/O 點位表、控制需求規格、版本紀錄）？</w:t>
+        <w:t>一、請您提供或確認的事情</w:t>
+      </w:r>
+    </w:p>
+    <w:p>
+      <w:r>
+        <w:t>1. 這題 PLC 程式的『寫程式和調試』是工程師做，AI 不寫程式。先確認可以切給 AI 的文件小事：I/O 點位表彙整核對、控制需求規格摘要、程式版本變更紀錄，你們想先做哪個？</w:t>
       </w:r>
     </w:p>
     <w:p>
@@ -43,7 +51,7 @@
     </w:p>
     <w:p>
       <w:r>
-        <w:t>2. I/O 點位基準與設備規格的來源為何？目前自行開發存個人 NB，如何彙整與留存？</w:t>
+        <w:t>2. I/O 點位清單和點位基準（位址範圍、訊號型態 DI/DO/AI/AO）放在哪？目前是存個人筆電嗎？請提供一份範例。</w:t>
       </w:r>
     </w:p>
     <w:p>
@@ -53,7 +61,7 @@
     </w:p>
     <w:p>
       <w:r>
-        <w:t>3. 與 PLM 的銜接方式（匯出或 MCP/Function Call 介接）？短期是否人工匯出過渡？</w:t>
+        <w:t>3. 點位表希望有哪些欄位（位址、點位名稱、訊號型態、設備/模組、說明）？請給一個現成範例。</w:t>
       </w:r>
     </w:p>
     <w:p>
@@ -63,7 +71,7 @@
     </w:p>
     <w:p>
       <w:r>
-        <w:t>4. 位址範圍與訊號型態的有效基準（DI/DO/AI/AO 各自範圍）？</w:t>
+        <w:t>4. 這些文件最後要進 PLM 留存，目前 PLM 能不能匯出/串接？短期可不可以先人工匯出過渡？</w:t>
       </w:r>
     </w:p>
     <w:p>
@@ -73,7 +81,7 @@
     </w:p>
     <w:p>
       <w:r>
-        <w:t>5. 重複位址、型態不符時的處理原則？</w:t>
+        <w:t>5. 控制需求規格、版本變更紀錄有沒有現成範本？請提供一份當範例。</w:t>
       </w:r>
     </w:p>
     <w:p>
@@ -82,13 +90,36 @@
       </w:r>
     </w:p>
     <w:p>
+      <w:pPr>
+        <w:pStyle w:val="Heading2"/>
+      </w:pPr>
       <w:r>
-        <w:t>6. 控制需求規格與版本變更紀錄的範本？</w:t>
+        <w:t>二、要用了之後、跟 AI 一起調整的事情（先了解即可，不用現在填）</w:t>
       </w:r>
     </w:p>
     <w:p>
       <w:r>
-        <w:t>回答：</w:t>
+        <w:t>• PLC 程式本身靠工程師寫，AI 只幫忙整理點位表、規格、版本紀錄這些文件。</w:t>
+      </w:r>
+    </w:p>
+    <w:p>
+      <w:r>
+        <w:t>• 先拿一份真實 I/O 清單試跑，看 AI 比對點位、抓重複位址、標型態缺漏準不準。</w:t>
+      </w:r>
+    </w:p>
+    <w:p>
+      <w:r>
+        <w:t>• 碰到位址重複（例如 Y0 出現兩次）、訊號型態空白時，確認 AI 標『位址重複/型態待補』，不會自己指派位址。</w:t>
+      </w:r>
+    </w:p>
+    <w:p>
+      <w:r>
+        <w:t>• 點位基準、位址範圍有更新時同步給 AI。</w:t>
+      </w:r>
+    </w:p>
+    <w:p>
+      <w:r>
+        <w:t>• 點位與設備規格屬機密，AI 只出文件草稿，實際寫程式和進 PLM 留存仍由工程師做。</w:t>
       </w:r>
     </w:p>
     <w:p/>
@@ -101,8 +132,16 @@
       </w:r>
     </w:p>
     <w:p>
+      <w:pPr>
+        <w:pStyle w:val="Heading2"/>
+      </w:pPr>
       <w:r>
-        <w:t>1. PLM／SAP 的 BOM 與特需單匯出方式與欄位（層級、料號、規格、數量）為何？</w:t>
+        <w:t>一、請您提供或確認的事情</w:t>
+      </w:r>
+    </w:p>
+    <w:p>
+      <w:r>
+        <w:t>1. 這題是 BOM 表修改建立和 PLM 特需單的比對。請告訴我們：PLM／SAP 的 BOM 和特需單怎麼匯出、有哪些欄位（層級、料號、規格、數量）？請附一張畫面。</w:t>
       </w:r>
     </w:p>
     <w:p>
@@ -112,7 +151,7 @@
     </w:p>
     <w:p>
       <w:r>
-        <w:t>2. BOM 主檔／料號對照／規格表的權威來源與更新頻率？</w:t>
+        <w:t>2. 『BOM 主檔/料號對照/規格表』（拿來核對的標準底本）放在哪、由誰維護、多久更新？請提供一份範例。</w:t>
       </w:r>
     </w:p>
     <w:p>
@@ -122,7 +161,7 @@
     </w:p>
     <w:p>
       <w:r>
-        <w:t>3. 特需單處理規則（新料號申請流程、停用料號控管、生效日）為何？</w:t>
+        <w:t>3. 特需單的處理規則請用白話講清楚：要申請新料號時流程怎麼走？停用的料號怎麼控管？生效日怎麼定？</w:t>
       </w:r>
     </w:p>
     <w:p>
@@ -132,7 +171,7 @@
     </w:p>
     <w:p>
       <w:r>
-        <w:t>4. 差異類型如何定義（新增/刪除/數量變更/料號查無/規格不符）？</w:t>
+        <w:t>4. 『差異』要抓哪幾種（新增、刪除、數量變、料號查無、規格不符）？有沒有你們特別在意的？</w:t>
       </w:r>
     </w:p>
     <w:p>
@@ -142,7 +181,7 @@
     </w:p>
     <w:p>
       <w:r>
-        <w:t>5. 使用停用料號時的處理原則（禁用還是需簽核）？</w:t>
+        <w:t>5. 有沒有特需單的處理規則文件或範本？請提供一份當範例。</w:t>
       </w:r>
     </w:p>
     <w:p>
@@ -151,13 +190,36 @@
       </w:r>
     </w:p>
     <w:p>
+      <w:pPr>
+        <w:pStyle w:val="Heading2"/>
+      </w:pPr>
       <w:r>
-        <w:t>6. BOM 變更比對表的收發對象與後續進 PLM 的流程？</w:t>
+        <w:t>二、要用了之後、跟 AI 一起調整的事情（先了解即可，不用現在填）</w:t>
       </w:r>
     </w:p>
     <w:p>
       <w:r>
-        <w:t>回答：</w:t>
+        <w:t>• 先拿幾份真實待建/待改 BOM 試跑，核對 AI 標出的差異（新增、數量變、料號查無）對不對。</w:t>
+      </w:r>
+    </w:p>
+    <w:p>
+      <w:r>
+        <w:t>• 碰到料號在主檔查不到、或引用到已停用的料號時，確認 AI 標『待申請/需確認』、不會自己建料號。</w:t>
+      </w:r>
+    </w:p>
+    <w:p>
+      <w:r>
+        <w:t>• 主檔、料號對照有更新時同步給 AI。</w:t>
+      </w:r>
+    </w:p>
+    <w:p>
+      <w:r>
+        <w:t>• 比對表的欄位、用詞照你們習慣調整。</w:t>
+      </w:r>
+    </w:p>
+    <w:p>
+      <w:r>
+        <w:t>• BOM 屬機密，AI 只出比對草稿，最終進 PLM 建立/修改仍由工程師做；把常見判斷逐步累積成規則。</w:t>
       </w:r>
     </w:p>
     <w:p/>
@@ -170,8 +232,16 @@
       </w:r>
     </w:p>
     <w:p>
+      <w:pPr>
+        <w:pStyle w:val="Heading2"/>
+      </w:pPr>
       <w:r>
-        <w:t>1. PLM 特需單的匯出方式與欄位為何？</w:t>
+        <w:t>一、請您提供或確認的事情</w:t>
+      </w:r>
+    </w:p>
+    <w:p>
+      <w:r>
+        <w:t>1. PLM 特需單匯出後有哪些欄位（品名、規格、數量、適用機種）？請附一張畫面。</w:t>
       </w:r>
     </w:p>
     <w:p>
@@ -181,7 +251,7 @@
     </w:p>
     <w:p>
       <w:r>
-        <w:t>2. 料號對照／規格表的權威來源為何？</w:t>
+        <w:t>2. 『料號對照表/規格表』（判斷是沿用現有料號還是要新製的依據）放在哪、由誰維護？請提供一份範例。</w:t>
       </w:r>
     </w:p>
     <w:p>
@@ -191,7 +261,7 @@
     </w:p>
     <w:p>
       <w:r>
-        <w:t>3. 特需單與料號申請的銜接流程（何時判定沿用、何時走新製）？</w:t>
+        <w:t>3. 特需單和『料號申請』怎麼銜接？要新製料號時流程怎麼走？請用白話說明。</w:t>
       </w:r>
     </w:p>
     <w:p>
@@ -201,7 +271,7 @@
     </w:p>
     <w:p>
       <w:r>
-        <w:t>4. 規格相近但不同（如軸長不同）時判定沿用還是新製的準則？</w:t>
+        <w:t>4. 判斷『沿用現有料號』還是『需新製』有沒有明確標準（例如規格差多少就算不同）？</w:t>
       </w:r>
     </w:p>
     <w:p>
@@ -211,7 +281,7 @@
     </w:p>
     <w:p>
       <w:r>
-        <w:t>5. 客製料件（如客製鑽孔法蘭）的規格描述標準？</w:t>
+        <w:t>5. 有沒有特需單的處理規則文件或範本？請提供一份當範例。</w:t>
       </w:r>
     </w:p>
     <w:p>
@@ -220,13 +290,36 @@
       </w:r>
     </w:p>
     <w:p>
+      <w:pPr>
+        <w:pStyle w:val="Heading2"/>
+      </w:pPr>
       <w:r>
-        <w:t>6. 特需單明細的收發對象與後續於 PLM 處理的流程？</w:t>
+        <w:t>二、要用了之後、跟 AI 一起調整的事情（先了解即可，不用現在填）</w:t>
       </w:r>
     </w:p>
     <w:p>
       <w:r>
-        <w:t>回答：</w:t>
+        <w:t>• 先拿幾份真實特需單試跑，看 AI 判定的『對應到現有料號 / 需新製』準不準。</w:t>
+      </w:r>
+    </w:p>
+    <w:p>
+      <w:r>
+        <w:t>• 碰到規格跟現有料號不同（例如加長軸）、或客製件規格還沒定時，確認 AI 標『需新製待申請/待補』、不會自己對應或編料號。</w:t>
+      </w:r>
+    </w:p>
+    <w:p>
+      <w:r>
+        <w:t>• 料號對照、規格表有更新時同步給 AI。</w:t>
+      </w:r>
+    </w:p>
+    <w:p>
+      <w:r>
+        <w:t>• 明細表的欄位、用詞照你們習慣調整。</w:t>
+      </w:r>
+    </w:p>
+    <w:p>
+      <w:r>
+        <w:t>• AI 只出明細草稿，最終進 PLM 處理和料號申請仍由工程師做；把常見對應判斷逐步累積成規則。</w:t>
       </w:r>
     </w:p>
     <w:p/>
